--- a/lab1/ЛР№1_Диагностика_сетевых_подключений.docx
+++ b/lab1/ЛР№1_Диагностика_сетевых_подключений.docx
@@ -1231,7 +1231,7 @@
       <w:r>
         <w:rPr>
           <w:noProof/>
-          <w:lang w:eastAsia="ru-RU"/>
+          <w:lang w:val="ru-RU" w:eastAsia="ru-RU"/>
         </w:rPr>
         <w:lastRenderedPageBreak/>
         <w:drawing>
@@ -1700,7 +1700,7 @@
       <w:r>
         <w:rPr>
           <w:noProof/>
-          <w:lang w:eastAsia="ru-RU"/>
+          <w:lang w:val="ru-RU" w:eastAsia="ru-RU"/>
         </w:rPr>
         <w:drawing>
           <wp:inline distT="0" distB="0" distL="0" distR="0" wp14:anchorId="6FAE8A9E" wp14:editId="1608BD19">
@@ -1858,8 +1858,8 @@
         <w:tblLook w:val="04A0" w:firstRow="1" w:lastRow="0" w:firstColumn="1" w:lastColumn="0" w:noHBand="0" w:noVBand="1"/>
       </w:tblPr>
       <w:tblGrid>
-        <w:gridCol w:w="4986"/>
-        <w:gridCol w:w="4986"/>
+        <w:gridCol w:w="4982"/>
+        <w:gridCol w:w="4981"/>
       </w:tblGrid>
       <w:tr>
         <w:tc>
@@ -1869,7 +1869,7 @@
           <w:p>
             <w:pPr>
               <w:rPr>
-                <w:rFonts w:asciiTheme="majorHAnsi" w:eastAsia="Times New Roman" w:hAnsiTheme="majorHAnsi" w:cstheme="majorHAnsi"/>
+                <w:rFonts w:eastAsia="Times New Roman" w:cs="Times New Roman"/>
                 <w:b/>
                 <w:bCs/>
                 <w:sz w:val="24"/>
@@ -1879,7 +1879,7 @@
             </w:pPr>
             <w:r>
               <w:rPr>
-                <w:rFonts w:asciiTheme="majorHAnsi" w:eastAsia="Times New Roman" w:hAnsiTheme="majorHAnsi" w:cstheme="majorHAnsi"/>
+                <w:rFonts w:eastAsia="Times New Roman" w:cs="Times New Roman"/>
                 <w:b/>
                 <w:bCs/>
                 <w:sz w:val="24"/>
@@ -1897,7 +1897,7 @@
           <w:p>
             <w:pPr>
               <w:rPr>
-                <w:rFonts w:asciiTheme="majorHAnsi" w:eastAsia="Times New Roman" w:hAnsiTheme="majorHAnsi" w:cstheme="majorHAnsi"/>
+                <w:rFonts w:eastAsia="Times New Roman" w:cs="Times New Roman"/>
                 <w:b/>
                 <w:bCs/>
                 <w:sz w:val="24"/>
@@ -1907,7 +1907,7 @@
             </w:pPr>
             <w:r>
               <w:rPr>
-                <w:rFonts w:asciiTheme="majorHAnsi" w:eastAsia="Times New Roman" w:hAnsiTheme="majorHAnsi" w:cstheme="majorHAnsi"/>
+                <w:rFonts w:eastAsia="Times New Roman" w:cs="Times New Roman"/>
                 <w:b/>
                 <w:bCs/>
                 <w:sz w:val="24"/>
@@ -1927,7 +1927,7 @@
           <w:p>
             <w:pPr>
               <w:rPr>
-                <w:rFonts w:asciiTheme="majorHAnsi" w:eastAsia="Times New Roman" w:hAnsiTheme="majorHAnsi" w:cstheme="majorHAnsi"/>
+                <w:rFonts w:eastAsia="Times New Roman" w:cs="Times New Roman"/>
                 <w:sz w:val="24"/>
                 <w:szCs w:val="24"/>
                 <w:lang w:eastAsia="ru-RU"/>
@@ -1935,7 +1935,7 @@
             </w:pPr>
             <w:r>
               <w:rPr>
-                <w:rFonts w:asciiTheme="majorHAnsi" w:eastAsia="Times New Roman" w:hAnsiTheme="majorHAnsi" w:cstheme="majorHAnsi"/>
+                <w:rFonts w:eastAsia="Times New Roman" w:cs="Times New Roman"/>
                 <w:sz w:val="24"/>
                 <w:szCs w:val="24"/>
                 <w:lang w:eastAsia="ru-RU"/>
@@ -1951,7 +1951,7 @@
           <w:p>
             <w:pPr>
               <w:rPr>
-                <w:rFonts w:asciiTheme="majorHAnsi" w:eastAsia="Times New Roman" w:hAnsiTheme="majorHAnsi" w:cstheme="majorHAnsi"/>
+                <w:rFonts w:eastAsia="Times New Roman" w:cs="Times New Roman"/>
                 <w:sz w:val="24"/>
                 <w:szCs w:val="24"/>
                 <w:lang w:eastAsia="ru-RU"/>
@@ -1959,7 +1959,7 @@
             </w:pPr>
             <w:r>
               <w:rPr>
-                <w:rFonts w:asciiTheme="majorHAnsi" w:eastAsia="Times New Roman" w:hAnsiTheme="majorHAnsi" w:cstheme="majorHAnsi"/>
+                <w:rFonts w:eastAsia="Times New Roman" w:cs="Times New Roman"/>
                 <w:sz w:val="24"/>
                 <w:szCs w:val="24"/>
                 <w:lang w:eastAsia="ru-RU"/>
@@ -1977,7 +1977,7 @@
           <w:p>
             <w:pPr>
               <w:rPr>
-                <w:rFonts w:asciiTheme="majorHAnsi" w:eastAsia="Times New Roman" w:hAnsiTheme="majorHAnsi" w:cstheme="majorHAnsi"/>
+                <w:rFonts w:eastAsia="Times New Roman" w:cs="Times New Roman"/>
                 <w:sz w:val="24"/>
                 <w:szCs w:val="24"/>
                 <w:lang w:eastAsia="ru-RU"/>
@@ -1985,7 +1985,7 @@
             </w:pPr>
             <w:r>
               <w:rPr>
-                <w:rFonts w:asciiTheme="majorHAnsi" w:eastAsia="Times New Roman" w:hAnsiTheme="majorHAnsi" w:cstheme="majorHAnsi"/>
+                <w:rFonts w:eastAsia="Times New Roman" w:cs="Times New Roman"/>
                 <w:sz w:val="24"/>
                 <w:szCs w:val="24"/>
                 <w:lang w:eastAsia="ru-RU"/>
@@ -2001,7 +2001,7 @@
           <w:p>
             <w:pPr>
               <w:rPr>
-                <w:rFonts w:asciiTheme="majorHAnsi" w:eastAsia="Times New Roman" w:hAnsiTheme="majorHAnsi" w:cstheme="majorHAnsi"/>
+                <w:rFonts w:eastAsia="Times New Roman" w:cs="Times New Roman"/>
                 <w:sz w:val="24"/>
                 <w:szCs w:val="24"/>
                 <w:lang w:eastAsia="ru-RU"/>
@@ -2009,7 +2009,7 @@
             </w:pPr>
             <w:r>
               <w:rPr>
-                <w:rFonts w:asciiTheme="majorHAnsi" w:eastAsia="Times New Roman" w:hAnsiTheme="majorHAnsi" w:cstheme="majorHAnsi"/>
+                <w:rFonts w:eastAsia="Times New Roman" w:cs="Times New Roman"/>
                 <w:sz w:val="24"/>
                 <w:szCs w:val="24"/>
                 <w:lang w:eastAsia="ru-RU"/>
@@ -2027,7 +2027,7 @@
           <w:p>
             <w:pPr>
               <w:rPr>
-                <w:rFonts w:asciiTheme="majorHAnsi" w:eastAsia="Times New Roman" w:hAnsiTheme="majorHAnsi" w:cstheme="majorHAnsi"/>
+                <w:rFonts w:eastAsia="Times New Roman" w:cs="Times New Roman"/>
                 <w:sz w:val="24"/>
                 <w:szCs w:val="24"/>
                 <w:lang w:eastAsia="ru-RU"/>
@@ -2035,7 +2035,7 @@
             </w:pPr>
             <w:r>
               <w:rPr>
-                <w:rFonts w:asciiTheme="majorHAnsi" w:eastAsia="Times New Roman" w:hAnsiTheme="majorHAnsi" w:cstheme="majorHAnsi"/>
+                <w:rFonts w:eastAsia="Times New Roman" w:cs="Times New Roman"/>
                 <w:sz w:val="24"/>
                 <w:szCs w:val="24"/>
                 <w:lang w:eastAsia="ru-RU"/>
@@ -2051,7 +2051,7 @@
           <w:p>
             <w:pPr>
               <w:rPr>
-                <w:rFonts w:asciiTheme="majorHAnsi" w:eastAsia="Times New Roman" w:hAnsiTheme="majorHAnsi" w:cstheme="majorHAnsi"/>
+                <w:rFonts w:eastAsia="Times New Roman" w:cs="Times New Roman"/>
                 <w:sz w:val="24"/>
                 <w:szCs w:val="24"/>
                 <w:lang w:eastAsia="ru-RU"/>
@@ -2059,7 +2059,7 @@
             </w:pPr>
             <w:r>
               <w:rPr>
-                <w:rFonts w:asciiTheme="majorHAnsi" w:eastAsia="Times New Roman" w:hAnsiTheme="majorHAnsi" w:cstheme="majorHAnsi"/>
+                <w:rFonts w:eastAsia="Times New Roman" w:cs="Times New Roman"/>
                 <w:sz w:val="24"/>
                 <w:szCs w:val="24"/>
                 <w:lang w:eastAsia="ru-RU"/>
@@ -2077,7 +2077,7 @@
           <w:p>
             <w:pPr>
               <w:rPr>
-                <w:rFonts w:asciiTheme="majorHAnsi" w:eastAsia="Times New Roman" w:hAnsiTheme="majorHAnsi" w:cstheme="majorHAnsi"/>
+                <w:rFonts w:eastAsia="Times New Roman" w:cs="Times New Roman"/>
                 <w:sz w:val="24"/>
                 <w:szCs w:val="24"/>
                 <w:lang w:eastAsia="ru-RU"/>
@@ -2085,7 +2085,7 @@
             </w:pPr>
             <w:r>
               <w:rPr>
-                <w:rFonts w:asciiTheme="majorHAnsi" w:eastAsia="Times New Roman" w:hAnsiTheme="majorHAnsi" w:cstheme="majorHAnsi"/>
+                <w:rFonts w:eastAsia="Times New Roman" w:cs="Times New Roman"/>
                 <w:sz w:val="24"/>
                 <w:szCs w:val="24"/>
                 <w:lang w:eastAsia="ru-RU"/>
@@ -2101,7 +2101,7 @@
           <w:p>
             <w:pPr>
               <w:rPr>
-                <w:rFonts w:asciiTheme="majorHAnsi" w:eastAsia="Times New Roman" w:hAnsiTheme="majorHAnsi" w:cstheme="majorHAnsi"/>
+                <w:rFonts w:eastAsia="Times New Roman" w:cs="Times New Roman"/>
                 <w:sz w:val="24"/>
                 <w:szCs w:val="24"/>
                 <w:lang w:eastAsia="ru-RU"/>
@@ -2109,7 +2109,7 @@
             </w:pPr>
             <w:r>
               <w:rPr>
-                <w:rFonts w:asciiTheme="majorHAnsi" w:eastAsia="Times New Roman" w:hAnsiTheme="majorHAnsi" w:cstheme="majorHAnsi"/>
+                <w:rFonts w:eastAsia="Times New Roman" w:cs="Times New Roman"/>
                 <w:sz w:val="24"/>
                 <w:szCs w:val="24"/>
                 <w:lang w:eastAsia="ru-RU"/>
@@ -2127,7 +2127,7 @@
           <w:p>
             <w:pPr>
               <w:rPr>
-                <w:rFonts w:asciiTheme="majorHAnsi" w:eastAsia="Times New Roman" w:hAnsiTheme="majorHAnsi" w:cstheme="majorHAnsi"/>
+                <w:rFonts w:eastAsia="Times New Roman" w:cs="Times New Roman"/>
                 <w:sz w:val="24"/>
                 <w:szCs w:val="24"/>
                 <w:lang w:val="ru-RU" w:eastAsia="ru-RU"/>
@@ -2135,7 +2135,7 @@
             </w:pPr>
             <w:r>
               <w:rPr>
-                <w:rFonts w:asciiTheme="majorHAnsi" w:eastAsia="Times New Roman" w:hAnsiTheme="majorHAnsi" w:cstheme="majorHAnsi"/>
+                <w:rFonts w:eastAsia="Times New Roman" w:cs="Times New Roman"/>
                 <w:sz w:val="24"/>
                 <w:szCs w:val="24"/>
                 <w:lang w:val="ru-RU" w:eastAsia="ru-RU"/>
@@ -2145,7 +2145,7 @@
             </w:r>
             <w:r>
               <w:rPr>
-                <w:rFonts w:asciiTheme="majorHAnsi" w:eastAsia="Times New Roman" w:hAnsiTheme="majorHAnsi" w:cstheme="majorHAnsi"/>
+                <w:rFonts w:eastAsia="Times New Roman" w:cs="Times New Roman"/>
                 <w:sz w:val="24"/>
                 <w:szCs w:val="24"/>
                 <w:lang w:eastAsia="ru-RU"/>
@@ -2154,7 +2154,7 @@
             </w:r>
             <w:r>
               <w:rPr>
-                <w:rFonts w:asciiTheme="majorHAnsi" w:eastAsia="Times New Roman" w:hAnsiTheme="majorHAnsi" w:cstheme="majorHAnsi"/>
+                <w:rFonts w:eastAsia="Times New Roman" w:cs="Times New Roman"/>
                 <w:sz w:val="24"/>
                 <w:szCs w:val="24"/>
                 <w:lang w:val="ru-RU" w:eastAsia="ru-RU"/>
@@ -2163,7 +2163,7 @@
             </w:r>
             <w:r>
               <w:rPr>
-                <w:rFonts w:asciiTheme="majorHAnsi" w:eastAsia="Times New Roman" w:hAnsiTheme="majorHAnsi" w:cstheme="majorHAnsi"/>
+                <w:rFonts w:eastAsia="Times New Roman" w:cs="Times New Roman"/>
                 <w:sz w:val="24"/>
                 <w:szCs w:val="24"/>
                 <w:lang w:eastAsia="ru-RU"/>
@@ -2172,7 +2172,7 @@
             </w:r>
             <w:r>
               <w:rPr>
-                <w:rFonts w:asciiTheme="majorHAnsi" w:eastAsia="Times New Roman" w:hAnsiTheme="majorHAnsi" w:cstheme="majorHAnsi"/>
+                <w:rFonts w:eastAsia="Times New Roman" w:cs="Times New Roman"/>
                 <w:sz w:val="24"/>
                 <w:szCs w:val="24"/>
                 <w:lang w:val="ru-RU" w:eastAsia="ru-RU"/>
@@ -2188,7 +2188,7 @@
           <w:p>
             <w:pPr>
               <w:rPr>
-                <w:rFonts w:asciiTheme="majorHAnsi" w:eastAsia="Times New Roman" w:hAnsiTheme="majorHAnsi" w:cstheme="majorHAnsi"/>
+                <w:rFonts w:eastAsia="Times New Roman" w:cs="Times New Roman"/>
                 <w:sz w:val="24"/>
                 <w:szCs w:val="24"/>
                 <w:lang w:eastAsia="ru-RU"/>
@@ -2196,7 +2196,7 @@
             </w:pPr>
             <w:r>
               <w:rPr>
-                <w:rFonts w:asciiTheme="majorHAnsi" w:eastAsia="Times New Roman" w:hAnsiTheme="majorHAnsi" w:cstheme="majorHAnsi"/>
+                <w:rFonts w:eastAsia="Times New Roman" w:cs="Times New Roman"/>
                 <w:sz w:val="24"/>
                 <w:szCs w:val="24"/>
                 <w:lang w:eastAsia="ru-RU"/>
@@ -2214,7 +2214,7 @@
           <w:p>
             <w:pPr>
               <w:rPr>
-                <w:rFonts w:asciiTheme="majorHAnsi" w:eastAsia="Times New Roman" w:hAnsiTheme="majorHAnsi" w:cstheme="majorHAnsi"/>
+                <w:rFonts w:eastAsia="Times New Roman" w:cs="Times New Roman"/>
                 <w:sz w:val="24"/>
                 <w:szCs w:val="24"/>
                 <w:lang w:eastAsia="ru-RU"/>
@@ -2222,7 +2222,7 @@
             </w:pPr>
             <w:r>
               <w:rPr>
-                <w:rFonts w:asciiTheme="majorHAnsi" w:eastAsia="Times New Roman" w:hAnsiTheme="majorHAnsi" w:cstheme="majorHAnsi"/>
+                <w:rFonts w:eastAsia="Times New Roman" w:cs="Times New Roman"/>
                 <w:sz w:val="24"/>
                 <w:szCs w:val="24"/>
                 <w:lang w:eastAsia="ru-RU"/>
@@ -2238,7 +2238,7 @@
           <w:p>
             <w:pPr>
               <w:rPr>
-                <w:rFonts w:asciiTheme="majorHAnsi" w:eastAsia="Times New Roman" w:hAnsiTheme="majorHAnsi" w:cstheme="majorHAnsi"/>
+                <w:rFonts w:eastAsia="Times New Roman" w:cs="Times New Roman"/>
                 <w:sz w:val="24"/>
                 <w:szCs w:val="24"/>
                 <w:lang w:eastAsia="ru-RU"/>
@@ -2246,7 +2246,7 @@
             </w:pPr>
             <w:r>
               <w:rPr>
-                <w:rFonts w:asciiTheme="majorHAnsi" w:eastAsia="Times New Roman" w:hAnsiTheme="majorHAnsi" w:cstheme="majorHAnsi"/>
+                <w:rFonts w:eastAsia="Times New Roman" w:cs="Times New Roman"/>
                 <w:sz w:val="20"/>
                 <w:szCs w:val="20"/>
                 <w:lang w:eastAsia="ru-RU"/>
@@ -2264,7 +2264,7 @@
           <w:p>
             <w:pPr>
               <w:rPr>
-                <w:rFonts w:asciiTheme="majorHAnsi" w:eastAsia="Times New Roman" w:hAnsiTheme="majorHAnsi" w:cstheme="majorHAnsi"/>
+                <w:rFonts w:eastAsia="Times New Roman" w:cs="Times New Roman"/>
                 <w:sz w:val="24"/>
                 <w:szCs w:val="24"/>
                 <w:lang w:eastAsia="ru-RU"/>
@@ -2272,7 +2272,7 @@
             </w:pPr>
             <w:r>
               <w:rPr>
-                <w:rFonts w:asciiTheme="majorHAnsi" w:eastAsia="Times New Roman" w:hAnsiTheme="majorHAnsi" w:cstheme="majorHAnsi"/>
+                <w:rFonts w:eastAsia="Times New Roman" w:cs="Times New Roman"/>
                 <w:sz w:val="24"/>
                 <w:szCs w:val="24"/>
                 <w:lang w:eastAsia="ru-RU"/>
@@ -2288,7 +2288,7 @@
           <w:p>
             <w:pPr>
               <w:rPr>
-                <w:rFonts w:asciiTheme="majorHAnsi" w:eastAsia="Times New Roman" w:hAnsiTheme="majorHAnsi" w:cstheme="majorHAnsi"/>
+                <w:rFonts w:eastAsia="Times New Roman" w:cs="Times New Roman"/>
                 <w:sz w:val="24"/>
                 <w:szCs w:val="24"/>
                 <w:lang w:eastAsia="ru-RU"/>
@@ -2296,7 +2296,7 @@
             </w:pPr>
             <w:r>
               <w:rPr>
-                <w:rFonts w:asciiTheme="majorHAnsi" w:eastAsia="Times New Roman" w:hAnsiTheme="majorHAnsi" w:cstheme="majorHAnsi"/>
+                <w:rFonts w:eastAsia="Times New Roman" w:cs="Times New Roman"/>
                 <w:sz w:val="24"/>
                 <w:szCs w:val="24"/>
                 <w:lang w:eastAsia="ru-RU"/>
@@ -2314,7 +2314,7 @@
           <w:p>
             <w:pPr>
               <w:rPr>
-                <w:rFonts w:asciiTheme="majorHAnsi" w:eastAsia="Times New Roman" w:hAnsiTheme="majorHAnsi" w:cstheme="majorHAnsi"/>
+                <w:rFonts w:eastAsia="Times New Roman" w:cs="Times New Roman"/>
                 <w:sz w:val="24"/>
                 <w:szCs w:val="24"/>
                 <w:lang w:eastAsia="ru-RU"/>
@@ -2322,7 +2322,7 @@
             </w:pPr>
             <w:r>
               <w:rPr>
-                <w:rFonts w:asciiTheme="majorHAnsi" w:eastAsia="Times New Roman" w:hAnsiTheme="majorHAnsi" w:cstheme="majorHAnsi"/>
+                <w:rFonts w:eastAsia="Times New Roman" w:cs="Times New Roman"/>
                 <w:sz w:val="24"/>
                 <w:szCs w:val="24"/>
                 <w:lang w:eastAsia="ru-RU"/>
@@ -2338,7 +2338,7 @@
           <w:p>
             <w:pPr>
               <w:rPr>
-                <w:rFonts w:asciiTheme="majorHAnsi" w:eastAsia="Times New Roman" w:hAnsiTheme="majorHAnsi" w:cstheme="majorHAnsi"/>
+                <w:rFonts w:eastAsia="Times New Roman" w:cs="Times New Roman"/>
                 <w:sz w:val="24"/>
                 <w:szCs w:val="24"/>
                 <w:lang w:eastAsia="ru-RU"/>
@@ -2346,7 +2346,7 @@
             </w:pPr>
             <w:r>
               <w:rPr>
-                <w:rFonts w:asciiTheme="majorHAnsi" w:eastAsia="Times New Roman" w:hAnsiTheme="majorHAnsi" w:cstheme="majorHAnsi"/>
+                <w:rFonts w:eastAsia="Times New Roman" w:cs="Times New Roman"/>
                 <w:sz w:val="24"/>
                 <w:szCs w:val="24"/>
                 <w:lang w:eastAsia="ru-RU"/>
@@ -2364,7 +2364,7 @@
           <w:p>
             <w:pPr>
               <w:rPr>
-                <w:rFonts w:asciiTheme="majorHAnsi" w:eastAsia="Times New Roman" w:hAnsiTheme="majorHAnsi" w:cstheme="majorHAnsi"/>
+                <w:rFonts w:eastAsia="Times New Roman" w:cs="Times New Roman"/>
                 <w:sz w:val="24"/>
                 <w:szCs w:val="24"/>
                 <w:lang w:eastAsia="ru-RU"/>
@@ -2372,7 +2372,7 @@
             </w:pPr>
             <w:r>
               <w:rPr>
-                <w:rFonts w:asciiTheme="majorHAnsi" w:eastAsia="Times New Roman" w:hAnsiTheme="majorHAnsi" w:cstheme="majorHAnsi"/>
+                <w:rFonts w:eastAsia="Times New Roman" w:cs="Times New Roman"/>
                 <w:sz w:val="24"/>
                 <w:szCs w:val="24"/>
                 <w:lang w:eastAsia="ru-RU"/>
@@ -2388,7 +2388,7 @@
           <w:p>
             <w:pPr>
               <w:rPr>
-                <w:rFonts w:asciiTheme="majorHAnsi" w:eastAsia="Times New Roman" w:hAnsiTheme="majorHAnsi" w:cstheme="majorHAnsi"/>
+                <w:rFonts w:eastAsia="Times New Roman" w:cs="Times New Roman"/>
                 <w:sz w:val="24"/>
                 <w:szCs w:val="24"/>
                 <w:lang w:eastAsia="ru-RU"/>
@@ -2396,7 +2396,7 @@
             </w:pPr>
             <w:r>
               <w:rPr>
-                <w:rFonts w:asciiTheme="majorHAnsi" w:eastAsia="Times New Roman" w:hAnsiTheme="majorHAnsi" w:cstheme="majorHAnsi"/>
+                <w:rFonts w:eastAsia="Times New Roman" w:cs="Times New Roman"/>
                 <w:sz w:val="20"/>
                 <w:szCs w:val="20"/>
                 <w:lang w:eastAsia="ru-RU"/>
@@ -2496,7 +2496,7 @@
       <w:r>
         <w:rPr>
           <w:noProof/>
-          <w:lang w:eastAsia="ru-RU"/>
+          <w:lang w:val="ru-RU" w:eastAsia="ru-RU"/>
         </w:rPr>
         <w:drawing>
           <wp:inline distT="0" distB="0" distL="0" distR="0" wp14:anchorId="2100ACCE" wp14:editId="31F21EA6">
@@ -2676,8 +2676,8 @@
         <w:tblLook w:val="04A0" w:firstRow="1" w:lastRow="0" w:firstColumn="1" w:lastColumn="0" w:noHBand="0" w:noVBand="1"/>
       </w:tblPr>
       <w:tblGrid>
-        <w:gridCol w:w="4986"/>
-        <w:gridCol w:w="4986"/>
+        <w:gridCol w:w="4981"/>
+        <w:gridCol w:w="4982"/>
       </w:tblGrid>
       <w:tr>
         <w:trPr>
@@ -3179,7 +3179,7 @@
       <w:pPr>
         <w:rPr>
           <w:noProof/>
-          <w:lang w:eastAsia="ru-RU"/>
+          <w:lang w:val="ru-RU" w:eastAsia="ru-RU"/>
         </w:rPr>
       </w:pPr>
     </w:p>
@@ -3187,13 +3187,13 @@
       <w:r>
         <w:rPr>
           <w:noProof/>
-          <w:lang w:eastAsia="ru-RU"/>
+          <w:lang w:val="ru-RU" w:eastAsia="ru-RU"/>
         </w:rPr>
         <w:lastRenderedPageBreak/>
         <w:drawing>
           <wp:inline distT="0" distB="0" distL="0" distR="0" wp14:anchorId="46024F5E" wp14:editId="61AB9473">
-            <wp:extent cx="2217420" cy="5497195"/>
-            <wp:effectExtent l="0" t="0" r="0" b="8255"/>
+            <wp:extent cx="3573780" cy="8859740"/>
+            <wp:effectExtent l="0" t="0" r="7620" b="0"/>
             <wp:docPr id="7" name="Рисунок 7"/>
             <wp:cNvGraphicFramePr>
               <a:graphicFrameLocks xmlns:a="http://schemas.openxmlformats.org/drawingml/2006/main" noChangeAspect="1"/>
@@ -3213,7 +3213,7 @@
                   <pic:spPr bwMode="auto">
                     <a:xfrm>
                       <a:off x="0" y="0"/>
-                      <a:ext cx="2217420" cy="5497195"/>
+                      <a:ext cx="3576809" cy="8867248"/>
                     </a:xfrm>
                     <a:prstGeom prst="rect">
                       <a:avLst/>
@@ -3238,7 +3238,7 @@
       <w:r>
         <w:rPr>
           <w:noProof/>
-          <w:lang w:eastAsia="ru-RU"/>
+          <w:lang w:val="ru-RU" w:eastAsia="ru-RU"/>
         </w:rPr>
         <w:lastRenderedPageBreak/>
         <w:drawing>
@@ -3289,7 +3289,7 @@
       <w:r>
         <w:rPr>
           <w:noProof/>
-          <w:lang w:eastAsia="ru-RU"/>
+          <w:lang w:val="ru-RU" w:eastAsia="ru-RU"/>
         </w:rPr>
         <w:drawing>
           <wp:inline distT="0" distB="0" distL="0" distR="0" wp14:anchorId="16FDE980" wp14:editId="25F391C4">
@@ -3674,7 +3674,13 @@
         <w:t>.</w:t>
       </w:r>
       <w:r>
-        <w:t xml:space="preserve"> (10=8+2)</w:t>
+        <w:t xml:space="preserve"> </w:t>
+      </w:r>
+      <w:r>
+        <w:rPr>
+          <w:i/>
+        </w:rPr>
+        <w:t>(10=8+2)</w:t>
       </w:r>
     </w:p>
     <w:p>
@@ -3732,24 +3738,13 @@
         <w:rPr>
           <w:lang w:val="ru-RU"/>
         </w:rPr>
-        <w:t>Это одна из самых популярных с</w:t>
-      </w:r>
-      <w:r>
-        <w:rPr>
-          <w:lang w:val="ru-RU"/>
-        </w:rPr>
-        <w:t>оциальных сетей в России и СНГ</w:t>
+        <w:t>Это одна из самых популярных социальных сетей в России и СНГ</w:t>
       </w:r>
       <w:r>
         <w:rPr>
           <w:lang w:val="ru-RU"/>
         </w:rPr>
         <w:br/>
-      </w:r>
-      <w:r>
-        <w:rPr>
-          <w:lang w:val="ru-RU"/>
-        </w:rPr>
         <w:t>2. Ресурс имеет высокую посещаемость, что гарантирует стабильный отклик при тестировании.</w:t>
       </w:r>
       <w:r>
@@ -3757,11 +3752,6 @@
           <w:lang w:val="ru-RU"/>
         </w:rPr>
         <w:br/>
-      </w:r>
-      <w:r>
-        <w:rPr>
-          <w:lang w:val="ru-RU"/>
-        </w:rPr>
         <w:t>3. Серверы географически распределены, что позволяет проанализировать маршрутизацию.</w:t>
       </w:r>
       <w:r>
@@ -3769,11 +3759,6 @@
           <w:lang w:val="ru-RU"/>
         </w:rPr>
         <w:br/>
-      </w:r>
-      <w:r>
-        <w:rPr>
-          <w:lang w:val="ru-RU"/>
-        </w:rPr>
         <w:t>4. Ресурс полностью соответствует заданию (Вариант 2 — веб-приложение социальной сети).</w:t>
       </w:r>
       <w:r>
@@ -3833,8 +3818,8 @@
         <w:tblLook w:val="04A0" w:firstRow="1" w:lastRow="0" w:firstColumn="1" w:lastColumn="0" w:noHBand="0" w:noVBand="1"/>
       </w:tblPr>
       <w:tblGrid>
-        <w:gridCol w:w="2775"/>
-        <w:gridCol w:w="7414"/>
+        <w:gridCol w:w="2758"/>
+        <w:gridCol w:w="7205"/>
       </w:tblGrid>
       <w:tr>
         <w:tc>
@@ -4569,7 +4554,7 @@
       <w:r>
         <w:rPr>
           <w:noProof/>
-          <w:lang w:eastAsia="ru-RU"/>
+          <w:lang w:val="ru-RU" w:eastAsia="ru-RU"/>
         </w:rPr>
         <w:drawing>
           <wp:inline distT="0" distB="0" distL="0" distR="0" wp14:anchorId="332A85CC" wp14:editId="015BAD5E">
@@ -4680,6 +4665,9 @@
     <w:p>
       <w:pPr>
         <w:ind w:left="567" w:firstLine="0"/>
+        <w:rPr>
+          <w:lang w:val="ru-RU"/>
+        </w:rPr>
       </w:pPr>
       <w:r>
         <w:rPr>
@@ -4708,6 +4696,7 @@
         <w:rPr>
           <w:rFonts w:ascii="Courier New" w:hAnsi="Courier New"/>
           <w:sz w:val="20"/>
+          <w:lang w:val="ru-RU"/>
         </w:rPr>
         <w:t>1</w:t>
       </w:r>
@@ -4747,7 +4736,7 @@
       <w:r>
         <w:rPr>
           <w:noProof/>
-          <w:lang w:eastAsia="ru-RU"/>
+          <w:lang w:val="ru-RU" w:eastAsia="ru-RU"/>
         </w:rPr>
         <w:lastRenderedPageBreak/>
         <w:drawing>
@@ -5004,7 +4993,7 @@
       <w:r>
         <w:rPr>
           <w:noProof/>
-          <w:lang w:eastAsia="ru-RU"/>
+          <w:lang w:val="ru-RU" w:eastAsia="ru-RU"/>
         </w:rPr>
         <w:drawing>
           <wp:inline distT="0" distB="0" distL="0" distR="0" wp14:anchorId="445A6C66" wp14:editId="5BFD687C">
@@ -5211,7 +5200,7 @@
       <w:r>
         <w:rPr>
           <w:noProof/>
-          <w:lang w:eastAsia="ru-RU"/>
+          <w:lang w:val="ru-RU" w:eastAsia="ru-RU"/>
         </w:rPr>
         <w:drawing>
           <wp:inline distT="0" distB="0" distL="0" distR="0" wp14:anchorId="30C7D614" wp14:editId="7D6C990D">
@@ -5473,8 +5462,6 @@
         </w:rPr>
         <w:t>сь невозможным на узле 10.20.127</w:t>
       </w:r>
-      <w:bookmarkStart w:id="7" w:name="_GoBack"/>
-      <w:bookmarkEnd w:id="7"/>
       <w:r>
         <w:rPr>
           <w:lang w:val="ru-RU"/>
@@ -5486,7 +5473,7 @@
       <w:r>
         <w:rPr>
           <w:noProof/>
-          <w:lang w:eastAsia="ru-RU"/>
+          <w:lang w:val="ru-RU" w:eastAsia="ru-RU"/>
         </w:rPr>
         <w:drawing>
           <wp:inline distT="0" distB="0" distL="0" distR="0" wp14:anchorId="2D2A1807" wp14:editId="42E899E3">
@@ -5582,7 +5569,7 @@
           <w:lang w:val="ru-RU"/>
         </w:rPr>
       </w:pPr>
-      <w:bookmarkStart w:id="8" w:name="_Toc242717082"/>
+      <w:bookmarkStart w:id="7" w:name="_Toc242717082"/>
       <w:r>
         <w:rPr>
           <w:rFonts w:ascii="Times New Roman" w:hAnsi="Times New Roman" w:cs="Times New Roman"/>
@@ -5590,219 +5577,269 @@
           <w:lang w:val="ru-RU"/>
         </w:rPr>
         <w:t>ЗАКЛЮЧЕНИЕ</w:t>
+      </w:r>
+      <w:bookmarkEnd w:id="7"/>
+    </w:p>
+    <w:p>
+      <w:pPr>
+        <w:rPr>
+          <w:lang w:val="ru-RU"/>
+        </w:rPr>
+      </w:pPr>
+      <w:r>
+        <w:rPr>
+          <w:lang w:val="ru-RU"/>
+        </w:rPr>
+        <w:t xml:space="preserve">В ходе лабораторной работы были изучены основные команды </w:t>
+      </w:r>
+      <w:r>
+        <w:t>Windows</w:t>
+      </w:r>
+      <w:r>
+        <w:rPr>
+          <w:lang w:val="ru-RU"/>
+        </w:rPr>
+        <w:t xml:space="preserve"> для диагностики сетевых подключений. С помощью </w:t>
+      </w:r>
+      <w:r>
+        <w:t>ipconfig</w:t>
+      </w:r>
+      <w:r>
+        <w:rPr>
+          <w:lang w:val="ru-RU"/>
+        </w:rPr>
+        <w:t xml:space="preserve"> /</w:t>
+      </w:r>
+      <w:r>
+        <w:t>all</w:t>
+      </w:r>
+      <w:r>
+        <w:rPr>
+          <w:lang w:val="ru-RU"/>
+        </w:rPr>
+        <w:t xml:space="preserve"> определены </w:t>
+      </w:r>
+      <w:r>
+        <w:rPr>
+          <w:lang w:val="ru-RU"/>
+        </w:rPr>
+        <w:lastRenderedPageBreak/>
+        <w:t xml:space="preserve">параметры сетевого адаптера, </w:t>
+      </w:r>
+      <w:r>
+        <w:t>IP</w:t>
+      </w:r>
+      <w:r>
+        <w:rPr>
+          <w:lang w:val="ru-RU"/>
+        </w:rPr>
+        <w:t xml:space="preserve">-адрес, маска подсети, основной шлюз, </w:t>
+      </w:r>
+      <w:r>
+        <w:t>DHCP</w:t>
+      </w:r>
+      <w:r>
+        <w:rPr>
+          <w:lang w:val="ru-RU"/>
+        </w:rPr>
+        <w:t xml:space="preserve">- и </w:t>
+      </w:r>
+      <w:r>
+        <w:t>DNS</w:t>
+      </w:r>
+      <w:r>
+        <w:rPr>
+          <w:lang w:val="ru-RU"/>
+        </w:rPr>
+        <w:t xml:space="preserve">-сервер. Команда </w:t>
+      </w:r>
+      <w:r>
+        <w:t>hostname</w:t>
+      </w:r>
+      <w:r>
+        <w:rPr>
+          <w:lang w:val="ru-RU"/>
+        </w:rPr>
+        <w:t xml:space="preserve"> позволила определить имя компьютера. С помощью </w:t>
+      </w:r>
+      <w:r>
+        <w:t>netstat</w:t>
+      </w:r>
+      <w:r>
+        <w:rPr>
+          <w:lang w:val="ru-RU"/>
+        </w:rPr>
+        <w:t xml:space="preserve"> были исследованы статистические данные </w:t>
+      </w:r>
+      <w:r>
+        <w:t>IPv</w:t>
+      </w:r>
+      <w:r>
+        <w:rPr>
+          <w:lang w:val="ru-RU"/>
+        </w:rPr>
+        <w:t xml:space="preserve">4, </w:t>
+      </w:r>
+      <w:r>
+        <w:t>IPv</w:t>
+      </w:r>
+      <w:r>
+        <w:rPr>
+          <w:lang w:val="ru-RU"/>
+        </w:rPr>
+        <w:t xml:space="preserve">6, </w:t>
+      </w:r>
+      <w:r>
+        <w:t>ICMP</w:t>
+      </w:r>
+      <w:r>
+        <w:rPr>
+          <w:lang w:val="ru-RU"/>
+        </w:rPr>
+        <w:t xml:space="preserve">, </w:t>
+      </w:r>
+      <w:r>
+        <w:t>TCP</w:t>
+      </w:r>
+      <w:r>
+        <w:rPr>
+          <w:lang w:val="ru-RU"/>
+        </w:rPr>
+        <w:t xml:space="preserve"> и </w:t>
+      </w:r>
+      <w:r>
+        <w:t>UDP</w:t>
+      </w:r>
+      <w:r>
+        <w:rPr>
+          <w:lang w:val="ru-RU"/>
+        </w:rPr>
+        <w:t xml:space="preserve">, а также текущие сетевые соединения. Команды </w:t>
+      </w:r>
+      <w:r>
+        <w:t>ping</w:t>
+      </w:r>
+      <w:r>
+        <w:rPr>
+          <w:lang w:val="ru-RU"/>
+        </w:rPr>
+        <w:t xml:space="preserve"> и </w:t>
+      </w:r>
+      <w:r>
+        <w:t>tracert</w:t>
+      </w:r>
+      <w:r>
+        <w:rPr>
+          <w:lang w:val="ru-RU"/>
+        </w:rPr>
+        <w:t xml:space="preserve"> применялись для проверки локального </w:t>
+      </w:r>
+      <w:r>
+        <w:t>TCP</w:t>
+      </w:r>
+      <w:r>
+        <w:rPr>
+          <w:lang w:val="ru-RU"/>
+        </w:rPr>
+        <w:t>/</w:t>
+      </w:r>
+      <w:r>
+        <w:t>IP</w:t>
+      </w:r>
+      <w:r>
+        <w:rPr>
+          <w:lang w:val="ru-RU"/>
+        </w:rPr>
+        <w:t xml:space="preserve">, сетевого интерфейса, шлюза и соединения с выбранным удалённым ресурсом </w:t>
+      </w:r>
+      <w:r>
+        <w:t>Ozon</w:t>
+      </w:r>
+      <w:r>
+        <w:rPr>
+          <w:lang w:val="ru-RU"/>
+        </w:rPr>
+        <w:t xml:space="preserve">. Полученные результаты показали практический порядок диагностики сетевого подключения средствами командной строки </w:t>
+      </w:r>
+      <w:r>
+        <w:t>Windows</w:t>
+      </w:r>
+      <w:r>
+        <w:rPr>
+          <w:lang w:val="ru-RU"/>
+        </w:rPr>
+        <w:t>.</w:t>
+      </w:r>
+    </w:p>
+    <w:p>
+      <w:pPr>
+        <w:pStyle w:val="1"/>
+        <w:rPr>
+          <w:rFonts w:ascii="Times New Roman" w:hAnsi="Times New Roman" w:cs="Times New Roman"/>
+          <w:color w:val="000000" w:themeColor="text1"/>
+          <w:lang w:val="ru-RU"/>
+        </w:rPr>
+      </w:pPr>
+      <w:bookmarkStart w:id="8" w:name="_Toc242717083"/>
+      <w:r>
+        <w:rPr>
+          <w:rFonts w:ascii="Times New Roman" w:hAnsi="Times New Roman" w:cs="Times New Roman"/>
+          <w:color w:val="000000" w:themeColor="text1"/>
+          <w:lang w:val="ru-RU"/>
+        </w:rPr>
+        <w:t>КОНТРОЛЬНЫЕ ВОПРОСЫ</w:t>
       </w:r>
       <w:bookmarkEnd w:id="8"/>
     </w:p>
     <w:p>
       <w:pPr>
-        <w:rPr>
-          <w:lang w:val="ru-RU"/>
-        </w:rPr>
-      </w:pPr>
-      <w:r>
-        <w:rPr>
-          <w:lang w:val="ru-RU"/>
-        </w:rPr>
-        <w:t xml:space="preserve">В ходе лабораторной работы были изучены основные команды </w:t>
-      </w:r>
-      <w:r>
-        <w:t>Windows</w:t>
-      </w:r>
-      <w:r>
-        <w:rPr>
-          <w:lang w:val="ru-RU"/>
-        </w:rPr>
-        <w:t xml:space="preserve"> для диагностики сетевых подключений. С помощью </w:t>
-      </w:r>
-      <w:r>
-        <w:t>ipconfig</w:t>
-      </w:r>
-      <w:r>
-        <w:rPr>
-          <w:lang w:val="ru-RU"/>
-        </w:rPr>
-        <w:t xml:space="preserve"> /</w:t>
-      </w:r>
-      <w:r>
-        <w:t>all</w:t>
-      </w:r>
-      <w:r>
-        <w:rPr>
-          <w:lang w:val="ru-RU"/>
-        </w:rPr>
-        <w:t xml:space="preserve"> определены </w:t>
-      </w:r>
-      <w:r>
-        <w:rPr>
-          <w:lang w:val="ru-RU"/>
-        </w:rPr>
-        <w:lastRenderedPageBreak/>
-        <w:t xml:space="preserve">параметры сетевого адаптера, </w:t>
-      </w:r>
-      <w:r>
+        <w:ind w:firstLine="0"/>
+        <w:rPr>
+          <w:lang w:val="ru-RU"/>
+        </w:rPr>
+      </w:pPr>
+      <w:r>
+        <w:rPr>
+          <w:b/>
+          <w:lang w:val="ru-RU"/>
+        </w:rPr>
+        <w:t xml:space="preserve">1. Что такое </w:t>
+      </w:r>
+      <w:r>
+        <w:rPr>
+          <w:b/>
+        </w:rPr>
         <w:t>IP</w:t>
       </w:r>
       <w:r>
         <w:rPr>
-          <w:lang w:val="ru-RU"/>
-        </w:rPr>
-        <w:t xml:space="preserve">-адрес, маска подсети, основной шлюз, </w:t>
-      </w:r>
-      <w:r>
-        <w:t>DHCP</w:t>
-      </w:r>
-      <w:r>
-        <w:rPr>
-          <w:lang w:val="ru-RU"/>
-        </w:rPr>
-        <w:t xml:space="preserve">- и </w:t>
-      </w:r>
-      <w:r>
-        <w:t>DNS</w:t>
-      </w:r>
-      <w:r>
-        <w:rPr>
-          <w:lang w:val="ru-RU"/>
-        </w:rPr>
-        <w:t xml:space="preserve">-сервер. Команда </w:t>
-      </w:r>
-      <w:r>
-        <w:t>hostname</w:t>
-      </w:r>
-      <w:r>
-        <w:rPr>
-          <w:lang w:val="ru-RU"/>
-        </w:rPr>
-        <w:t xml:space="preserve"> позволила определить имя компьютера. С помощью </w:t>
-      </w:r>
-      <w:r>
-        <w:t>netstat</w:t>
-      </w:r>
-      <w:r>
-        <w:rPr>
-          <w:lang w:val="ru-RU"/>
-        </w:rPr>
-        <w:t xml:space="preserve"> были исследованы статистические данные </w:t>
-      </w:r>
-      <w:r>
-        <w:t>IPv</w:t>
-      </w:r>
-      <w:r>
-        <w:rPr>
-          <w:lang w:val="ru-RU"/>
-        </w:rPr>
-        <w:t xml:space="preserve">4, </w:t>
-      </w:r>
-      <w:r>
-        <w:t>IPv</w:t>
-      </w:r>
-      <w:r>
-        <w:rPr>
-          <w:lang w:val="ru-RU"/>
-        </w:rPr>
-        <w:t xml:space="preserve">6, </w:t>
-      </w:r>
-      <w:r>
-        <w:t>ICMP</w:t>
-      </w:r>
-      <w:r>
-        <w:rPr>
-          <w:lang w:val="ru-RU"/>
-        </w:rPr>
-        <w:t xml:space="preserve">, </w:t>
-      </w:r>
-      <w:r>
-        <w:t>TCP</w:t>
-      </w:r>
-      <w:r>
-        <w:rPr>
-          <w:lang w:val="ru-RU"/>
-        </w:rPr>
-        <w:t xml:space="preserve"> и </w:t>
-      </w:r>
-      <w:r>
-        <w:t>UDP</w:t>
-      </w:r>
-      <w:r>
-        <w:rPr>
-          <w:lang w:val="ru-RU"/>
-        </w:rPr>
-        <w:t xml:space="preserve">, а также текущие сетевые соединения. Команды </w:t>
-      </w:r>
-      <w:r>
-        <w:t>ping</w:t>
-      </w:r>
-      <w:r>
-        <w:rPr>
-          <w:lang w:val="ru-RU"/>
-        </w:rPr>
-        <w:t xml:space="preserve"> и </w:t>
-      </w:r>
-      <w:r>
-        <w:t>tracert</w:t>
-      </w:r>
-      <w:r>
-        <w:rPr>
-          <w:lang w:val="ru-RU"/>
-        </w:rPr>
-        <w:t xml:space="preserve"> применялись для проверки локального </w:t>
-      </w:r>
-      <w:r>
-        <w:t>TCP</w:t>
-      </w:r>
-      <w:r>
-        <w:rPr>
-          <w:lang w:val="ru-RU"/>
-        </w:rPr>
-        <w:t>/</w:t>
-      </w:r>
-      <w:r>
-        <w:t>IP</w:t>
-      </w:r>
-      <w:r>
-        <w:rPr>
-          <w:lang w:val="ru-RU"/>
-        </w:rPr>
-        <w:t xml:space="preserve">, сетевого интерфейса, шлюза и соединения с выбранным удалённым ресурсом </w:t>
-      </w:r>
-      <w:r>
-        <w:t>Ozon</w:t>
-      </w:r>
-      <w:r>
-        <w:rPr>
-          <w:lang w:val="ru-RU"/>
-        </w:rPr>
-        <w:t xml:space="preserve">. Полученные результаты показали практический порядок диагностики сетевого подключения средствами командной строки </w:t>
-      </w:r>
-      <w:r>
-        <w:t>Windows</w:t>
-      </w:r>
-      <w:r>
-        <w:rPr>
-          <w:lang w:val="ru-RU"/>
-        </w:rPr>
-        <w:t>.</w:t>
+          <w:b/>
+          <w:lang w:val="ru-RU"/>
+        </w:rPr>
+        <w:t>-адрес?</w:t>
       </w:r>
     </w:p>
     <w:p>
       <w:pPr>
-        <w:pStyle w:val="1"/>
-        <w:rPr>
-          <w:rFonts w:ascii="Times New Roman" w:hAnsi="Times New Roman" w:cs="Times New Roman"/>
-          <w:color w:val="000000" w:themeColor="text1"/>
-          <w:lang w:val="ru-RU"/>
-        </w:rPr>
-      </w:pPr>
-      <w:bookmarkStart w:id="9" w:name="_Toc242717083"/>
-      <w:r>
-        <w:rPr>
-          <w:rFonts w:ascii="Times New Roman" w:hAnsi="Times New Roman" w:cs="Times New Roman"/>
-          <w:color w:val="000000" w:themeColor="text1"/>
-          <w:lang w:val="ru-RU"/>
-        </w:rPr>
-        <w:t>КОНТРОЛЬНЫЕ ВОПРОСЫ</w:t>
-      </w:r>
-      <w:bookmarkEnd w:id="9"/>
+        <w:rPr>
+          <w:lang w:val="ru-RU"/>
+        </w:rPr>
+      </w:pPr>
+      <w:r>
+        <w:rPr>
+          <w:lang w:val="ru-RU"/>
+        </w:rPr>
+        <w:t xml:space="preserve">Уникальный логический адрес сетевого интерфейса, используемый для идентификации устройства и маршрутизации </w:t>
+      </w:r>
+      <w:r>
+        <w:t>IP</w:t>
+      </w:r>
+      <w:r>
+        <w:rPr>
+          <w:lang w:val="ru-RU"/>
+        </w:rPr>
+        <w:t>-пакетов.</w:t>
+      </w:r>
     </w:p>
     <w:p>
       <w:pPr>
@@ -5816,20 +5853,7 @@
           <w:b/>
           <w:lang w:val="ru-RU"/>
         </w:rPr>
-        <w:t xml:space="preserve">1. Что такое </w:t>
-      </w:r>
-      <w:r>
-        <w:rPr>
-          <w:b/>
-        </w:rPr>
-        <w:t>IP</w:t>
-      </w:r>
-      <w:r>
-        <w:rPr>
-          <w:b/>
-          <w:lang w:val="ru-RU"/>
-        </w:rPr>
-        <w:t>-адрес?</w:t>
+        <w:t>2. Для чего используется маска подсети?</w:t>
       </w:r>
     </w:p>
     <w:p>
@@ -5842,7 +5866,7 @@
         <w:rPr>
           <w:lang w:val="ru-RU"/>
         </w:rPr>
-        <w:t xml:space="preserve">Уникальный логический адрес сетевого интерфейса, используемый для идентификации устройства и маршрутизации </w:t>
+        <w:t xml:space="preserve">Для определения, какая часть </w:t>
       </w:r>
       <w:r>
         <w:t>IP</w:t>
@@ -5851,7 +5875,7 @@
         <w:rPr>
           <w:lang w:val="ru-RU"/>
         </w:rPr>
-        <w:t>-пакетов.</w:t>
+        <w:t>-адреса относится к сети, а какая — к узлу.</w:t>
       </w:r>
     </w:p>
     <w:p>
@@ -5866,7 +5890,20 @@
           <w:b/>
           <w:lang w:val="ru-RU"/>
         </w:rPr>
-        <w:t>2. Для чего используется маска подсети?</w:t>
+        <w:t xml:space="preserve">3. Что такое </w:t>
+      </w:r>
+      <w:r>
+        <w:rPr>
+          <w:b/>
+        </w:rPr>
+        <w:t>DNS</w:t>
+      </w:r>
+      <w:r>
+        <w:rPr>
+          <w:b/>
+          <w:lang w:val="ru-RU"/>
+        </w:rPr>
+        <w:t>?</w:t>
       </w:r>
     </w:p>
     <w:p>
@@ -5879,7 +5916,7 @@
         <w:rPr>
           <w:lang w:val="ru-RU"/>
         </w:rPr>
-        <w:t xml:space="preserve">Для определения, какая часть </w:t>
+        <w:t xml:space="preserve">Система доменных имён, преобразующая доменные имена в </w:t>
       </w:r>
       <w:r>
         <w:t>IP</w:t>
@@ -5888,7 +5925,7 @@
         <w:rPr>
           <w:lang w:val="ru-RU"/>
         </w:rPr>
-        <w:t>-адреса относится к сети, а какая — к узлу.</w:t>
+        <w:t>-адреса и выполняющая обратное разрешение адресов.</w:t>
       </w:r>
     </w:p>
     <w:p>
@@ -5903,20 +5940,20 @@
           <w:b/>
           <w:lang w:val="ru-RU"/>
         </w:rPr>
-        <w:t xml:space="preserve">3. Что такое </w:t>
+        <w:t xml:space="preserve">4. Чем статический </w:t>
       </w:r>
       <w:r>
         <w:rPr>
           <w:b/>
         </w:rPr>
-        <w:t>DNS</w:t>
+        <w:t>IP</w:t>
       </w:r>
       <w:r>
         <w:rPr>
           <w:b/>
           <w:lang w:val="ru-RU"/>
         </w:rPr>
-        <w:t>?</w:t>
+        <w:t>-адрес отличается от динамического?</w:t>
       </w:r>
     </w:p>
     <w:p>
@@ -5929,16 +5966,16 @@
         <w:rPr>
           <w:lang w:val="ru-RU"/>
         </w:rPr>
-        <w:t xml:space="preserve">Система доменных имён, преобразующая доменные имена в </w:t>
-      </w:r>
-      <w:r>
-        <w:t>IP</w:t>
-      </w:r>
-      <w:r>
-        <w:rPr>
-          <w:lang w:val="ru-RU"/>
-        </w:rPr>
-        <w:t>-адреса и выполняющая обратное разрешение адресов.</w:t>
+        <w:t xml:space="preserve">Статический задаётся и сохраняется как постоянный параметр, а динамический обычно автоматически выдаётся </w:t>
+      </w:r>
+      <w:r>
+        <w:t>DHCP</w:t>
+      </w:r>
+      <w:r>
+        <w:rPr>
+          <w:lang w:val="ru-RU"/>
+        </w:rPr>
+        <w:t xml:space="preserve"> на определённый срок.</w:t>
       </w:r>
     </w:p>
     <w:p>
@@ -5953,71 +5990,23 @@
           <w:b/>
           <w:lang w:val="ru-RU"/>
         </w:rPr>
-        <w:t xml:space="preserve">4. Чем статический </w:t>
+        <w:t xml:space="preserve">5. Для чего используется </w:t>
       </w:r>
       <w:r>
         <w:rPr>
           <w:b/>
         </w:rPr>
-        <w:t>IP</w:t>
+        <w:t>ping</w:t>
       </w:r>
       <w:r>
         <w:rPr>
           <w:b/>
           <w:lang w:val="ru-RU"/>
         </w:rPr>
-        <w:t>-адрес отличается от динамического?</w:t>
-      </w:r>
-    </w:p>
-    <w:p>
-      <w:pPr>
-        <w:rPr>
-          <w:lang w:val="ru-RU"/>
-        </w:rPr>
-      </w:pPr>
-      <w:r>
-        <w:rPr>
-          <w:lang w:val="ru-RU"/>
-        </w:rPr>
-        <w:t xml:space="preserve">Статический задаётся и сохраняется как постоянный параметр, а динамический обычно автоматически выдаётся </w:t>
-      </w:r>
-      <w:r>
-        <w:t>DHCP</w:t>
-      </w:r>
-      <w:r>
-        <w:rPr>
-          <w:lang w:val="ru-RU"/>
-        </w:rPr>
-        <w:t xml:space="preserve"> на определённый срок.</w:t>
-      </w:r>
-    </w:p>
-    <w:p>
-      <w:pPr>
-        <w:ind w:firstLine="0"/>
-        <w:rPr>
-          <w:lang w:val="ru-RU"/>
-        </w:rPr>
-      </w:pPr>
-      <w:r>
-        <w:rPr>
-          <w:b/>
-          <w:lang w:val="ru-RU"/>
-        </w:rPr>
-        <w:t xml:space="preserve">5. Для чего используется </w:t>
-      </w:r>
-      <w:r>
-        <w:rPr>
-          <w:b/>
-        </w:rPr>
-        <w:t>ping</w:t>
-      </w:r>
-      <w:r>
-        <w:rPr>
-          <w:b/>
-          <w:lang w:val="ru-RU"/>
-        </w:rPr>
         <w:t>?</w:t>
       </w:r>
+      <w:bookmarkStart w:id="9" w:name="_GoBack"/>
+      <w:bookmarkEnd w:id="9"/>
     </w:p>
     <w:p>
       <w:pPr>
@@ -19029,7 +19018,7 @@
 </file>
 
 <file path=customXml/itemProps1.xml><?xml version="1.0" encoding="utf-8"?>
-<ds:datastoreItem xmlns:ds="http://schemas.openxmlformats.org/officeDocument/2006/customXml" ds:itemID="{6B5250A6-6508-4521-B93D-18C266F04305}">
+<ds:datastoreItem xmlns:ds="http://schemas.openxmlformats.org/officeDocument/2006/customXml" ds:itemID="{4341A08A-E115-45FC-96C9-338B75FCBB58}">
   <ds:schemaRefs>
     <ds:schemaRef ds:uri="http://schemas.openxmlformats.org/officeDocument/2006/bibliography"/>
   </ds:schemaRefs>
